--- a/backend/assets/docs/Obserra-EU-CRA-Governance-Executive-Guide.docx
+++ b/backend/assets/docs/Obserra-EU-CRA-Governance-Executive-Guide.docx
@@ -68,7 +68,7 @@
         <w:jc w:val="center"/>
       </w:pPr>
       <w:r>
-        <w:t>EU Cyber Resilience Act (Regulation (EU) 2024/2847) product governance</w:t>
+        <w:t>European Union Cyber Resilience Act (Regulation (EU) 2024/2847) product governance</w:t>
       </w:r>
     </w:p>
     <w:p>
@@ -113,37 +113,37 @@
     </w:p>
     <w:p>
       <w:r>
-        <w:t>4.  Going Live — Production Setup Checklist</w:t>
+        <w:t>4.  Getting Started — Load Sample Products</w:t>
       </w:r>
     </w:p>
     <w:p>
       <w:r>
-        <w:t>5.  Executive Overview</w:t>
+        <w:t>5.  Mission Control &amp; the CRA AI Analyst</w:t>
       </w:r>
     </w:p>
     <w:p>
       <w:r>
-        <w:t>6.  Cyber Crisis Commander</w:t>
+        <w:t>6.  Products &amp; Classification</w:t>
       </w:r>
     </w:p>
     <w:p>
       <w:r>
-        <w:t>7.  Tool Toxicity Map</w:t>
+        <w:t>7.  Article 14 Vulnerability &amp; Incident Reporting</w:t>
       </w:r>
     </w:p>
     <w:p>
       <w:r>
-        <w:t>8.  Defensibility &amp; Evidence</w:t>
+        <w:t>8.  EU Declaration of Conformity &amp; CE Marking</w:t>
       </w:r>
     </w:p>
     <w:p>
       <w:r>
-        <w:t>9.  Obserrian Advisor</w:t>
+        <w:t>9.  Internal Regulatory Ledger &amp; Auditor Verification</w:t>
       </w:r>
     </w:p>
     <w:p>
       <w:r>
-        <w:t>10.  Support</w:t>
+        <w:t>10.  Support &amp; Legal Boundary</w:t>
       </w:r>
     </w:p>
     <w:p>
@@ -164,12 +164,12 @@
     </w:p>
     <w:p>
       <w:r>
-        <w:t>Obserra EU CRA Governance helps manufacturers, importers and distributors bring products with digital elements into conformity with the EU Cyber Resilience Act (Regulation (EU) 2024/2847). It gives compliance, security and executive teams a single live view of product classification, regulation-mapped readiness, SBOMs, Article 14 vulnerability reporting clocks, notified-body sign-off and CE Declaration of Conformity.</w:t>
+        <w:t>Obserra EU CRA Governance helps manufacturers, importers and distributors bring products with digital elements into conformity with the European Union Cyber Resilience Act (Regulation (EU) 2024/2847). It gives compliance, security and executive teams a single live view of product classification, regulation-mapped readiness, software bills of materials (SBOMs), Article 14 vulnerability and incident reporting clocks, notified-body sign-off and the EU Declaration of Conformity that underpins CE marking.</w:t>
       </w:r>
     </w:p>
     <w:p>
       <w:r>
-        <w:t>Every fact is computed LIVE from the underlying product records (No-Mock): proposed Class I / Class II / Critical classification, conformity pathway, assessment scores and market-readiness gates are all derived from real records. Every regulatory action is written to a tamper-evident, hash-chained Internal Regulatory Ledger so the compliance timeline is audit-defensible, and secure vendor / notified-body portals never expose that private ledger.</w:t>
+        <w:t>Every fact is computed LIVE from the underlying product records (No-Mock): proposed Class I / Class II / Critical / Default classification, the conformity assessment pathway, assessment scores and market-readiness gates are all derived from real records. Every regulatory action is written to a tamper-evident, hash-chained Internal Regulatory Ledger so the compliance timeline is audit-defensible, and secure vendor / notified-body portals never expose that private ledger.</w:t>
       </w:r>
     </w:p>
     <w:p>
@@ -195,7 +195,7 @@
     </w:p>
     <w:p>
       <w:r>
-        <w:t>Once installed, the app launches full-screen and can receive push notifications for AI security alerts, shadow-AI discoveries and guardrail breaches.</w:t>
+        <w:t>Once installed, the app launches full-screen and can receive push notifications for Article 14 reporting deadlines, classification approvals and CE-readiness changes.</w:t>
       </w:r>
     </w:p>
     <w:p>
@@ -211,7 +211,7 @@
     </w:p>
     <w:p>
       <w:r>
-        <w:t>Open the app and sign in with your work email and password. Passwords follow NIST 800-63B (&gt;=12 chars with upper/lower/number/symbol). Roles determine what you see: admins get full enforcement controls, executives get the board view.</w:t>
+        <w:t>Open the app and sign in with your work email and password. Passwords follow NIST 800-63B (&gt;=12 chars with upper/lower/number/symbol). Roles determine what you see: admins get full governance and approval controls, executives get the board-ready view.</w:t>
       </w:r>
     </w:p>
     <w:p>
@@ -270,85 +270,17 @@
         <w:rPr>
           <w:color w:val="0F1E3D"/>
         </w:rPr>
-        <w:t>4. Going Live — Production Setup Checklist</w:t>
+        <w:t>4. Getting Started — Load Sample Products</w:t>
       </w:r>
     </w:p>
     <w:p>
       <w:r>
-        <w:t>Follow these steps to take Obserra from first sign-in to a fully live, audit-defensible deployment. Progress is tracked automatically by the Go-Live Readiness checklist on the Connector Health page — every check runs against real state, so the score reflects your actual production readiness (No-Mock).</w:t>
+        <w:t>New tenants can populate the workspace instantly. On Products &amp; Classification, an admin clicks 'Load Samples' to seed a small set of real, editable CRA product records — an identity broker, a web firewall, a smart lock, a secure element and a general productivity app — spanning Default, Class I, Class II and Critical classifications.</w:t>
       </w:r>
     </w:p>
     <w:p>
       <w:r>
-        <w:t>1) Connect your sources. Open Connector Health (Sources) and connect your identity, agent and security feeds, then use 'Re-probe all connectors' so every source reads healthy and fresh. Enterprise connectors that need customer OAuth credentials are shown honestly as 'credentials required' until you supply them.</w:t>
-      </w:r>
-    </w:p>
-    <w:p>
-      <w:r>
-        <w:t>2) Run the Go-Live Readiness checklist. It evaluates eight live checks: database connectivity, source-connector ingestion, data freshness, identity inventory, the correlation &amp; risk engine, the AI advisor engine, the evidence integrity seal and the agent-runtime enforcement webhook. Each item shows Ready / Attention / Blocker with a live detail line, and the card auto-refreshes every 30 seconds.</w:t>
-      </w:r>
-    </w:p>
-    <w:p>
-      <w:r>
-        <w:t>3) Wire the agent-runtime enforcement webhook. Click 'Fix' on the runtime item (or go to Settings -&gt; Agent runtime connector) and register your signed HTTPS endpoint. Once saved, Kill / Suspend / Resume actions are dispatched (HMAC-SHA256 signed) to your external agent runtime and the checklist reaches 100% — 'Production ready'.</w:t>
-      </w:r>
-    </w:p>
-    <w:p>
-      <w:r>
-        <w:t>4) Confirm readiness everywhere. A green 'Production ready' badge with a trend sparkline appears on the Executive Overview, and the readiness score is recorded automatically every day (no login required) so leadership can watch the trend climb toward 100%.</w:t>
-      </w:r>
-    </w:p>
-    <w:p>
-      <w:r>
-        <w:t>5) Export the proof. Download the signed Evidence Pack — every page-one cover carries a SHA-256 'Verified by Obserra' integrity seal — and share it with auditors or fold the score into the emailed board digest.</w:t>
-      </w:r>
-    </w:p>
-    <w:p>
-      <w:r>
-        <w:drawing>
-          <wp:inline xmlns:a="http://schemas.openxmlformats.org/drawingml/2006/main" xmlns:pic="http://schemas.openxmlformats.org/drawingml/2006/picture">
-            <wp:extent cx="5669280" cy="3543300"/>
-            <wp:docPr id="3" name="Picture 3"/>
-            <wp:cNvGraphicFramePr>
-              <a:graphicFrameLocks noChangeAspect="1"/>
-            </wp:cNvGraphicFramePr>
-            <a:graphic>
-              <a:graphicData uri="http://schemas.openxmlformats.org/drawingml/2006/picture">
-                <pic:pic>
-                  <pic:nvPicPr>
-                    <pic:cNvPr id="0" name="20_go_live.jpg"/>
-                    <pic:cNvPicPr/>
-                  </pic:nvPicPr>
-                  <pic:blipFill>
-                    <a:blip r:embed="rId11"/>
-                    <a:stretch>
-                      <a:fillRect/>
-                    </a:stretch>
-                  </pic:blipFill>
-                  <pic:spPr>
-                    <a:xfrm>
-                      <a:off x="0" y="0"/>
-                      <a:ext cx="5669280" cy="3543300"/>
-                    </a:xfrm>
-                    <a:prstGeom prst="rect"/>
-                  </pic:spPr>
-                </pic:pic>
-              </a:graphicData>
-            </a:graphic>
-          </wp:inline>
-        </w:drawing>
-      </w:r>
-    </w:p>
-    <w:p>
-      <w:pPr>
-        <w:jc w:val="center"/>
-      </w:pPr>
-      <w:r>
-        <w:rPr>
-          <w:color w:val="808080"/>
-          <w:sz w:val="16"/>
-        </w:rPr>
-        <w:t>Figure: Going Live — Production Setup Checklist</w:t>
+        <w:t>The sample set also seeds an initial readiness assessment and a CycloneDX SBOM so the dashboard, AI Analyst and ledger tell a complete story on first open. Samples are clearly flagged and can be removed at any time with 'Clear Samples'; loading is idempotent, so it never creates duplicates.</w:t>
       </w:r>
     </w:p>
     <w:p>
@@ -359,60 +291,17 @@
         <w:rPr>
           <w:color w:val="0F1E3D"/>
         </w:rPr>
-        <w:t>5. Executive Overview</w:t>
+        <w:t>5. Mission Control &amp; the CRA AI Analyst</w:t>
       </w:r>
     </w:p>
     <w:p>
       <w:r>
-        <w:t>The landing dashboard is the complete rollup of the AI security estate: modelled agent risk, autonomous agents, toxic capability combinations, shadow-AI exposure, guardrail gaps and open AI incidents — all as one board-ready view. Every KPI and card opens a standardized deep-dive with an AI strategic brief and recommended actions, and admins can email the executive brief on demand or on a cadence from here.</w:t>
+        <w:t>Mission Control is the board-ready rollup: products under governance, average regulation-mapped readiness, the Class I / II / Critical split, open external assessments, overdue Article 14 clocks and CE-ready count. Every tile is clickable and drills into the relevant workspace tab.</w:t>
       </w:r>
     </w:p>
     <w:p>
       <w:r>
-        <w:drawing>
-          <wp:inline xmlns:a="http://schemas.openxmlformats.org/drawingml/2006/main" xmlns:pic="http://schemas.openxmlformats.org/drawingml/2006/picture">
-            <wp:extent cx="5669280" cy="3543300"/>
-            <wp:docPr id="4" name="Picture 4"/>
-            <wp:cNvGraphicFramePr>
-              <a:graphicFrameLocks noChangeAspect="1"/>
-            </wp:cNvGraphicFramePr>
-            <a:graphic>
-              <a:graphicData uri="http://schemas.openxmlformats.org/drawingml/2006/picture">
-                <pic:pic>
-                  <pic:nvPicPr>
-                    <pic:cNvPr id="0" name="02_exec_overview.jpg"/>
-                    <pic:cNvPicPr/>
-                  </pic:nvPicPr>
-                  <pic:blipFill>
-                    <a:blip r:embed="rId12"/>
-                    <a:stretch>
-                      <a:fillRect/>
-                    </a:stretch>
-                  </pic:blipFill>
-                  <pic:spPr>
-                    <a:xfrm>
-                      <a:off x="0" y="0"/>
-                      <a:ext cx="5669280" cy="3543300"/>
-                    </a:xfrm>
-                    <a:prstGeom prst="rect"/>
-                  </pic:spPr>
-                </pic:pic>
-              </a:graphicData>
-            </a:graphic>
-          </wp:inline>
-        </w:drawing>
-      </w:r>
-    </w:p>
-    <w:p>
-      <w:pPr>
-        <w:jc w:val="center"/>
-      </w:pPr>
-      <w:r>
-        <w:rPr>
-          <w:color w:val="808080"/>
-          <w:sz w:val="16"/>
-        </w:rPr>
-        <w:t>Figure: Executive Overview</w:t>
+        <w:t>The CRA AI Analyst sits at the top of Mission Control. It reads the LIVE CRA posture — product counts, classification split, named CE-marking blockers and overdue Article 14 reporting stages — and returns a concise executive briefing: a headline, three-to-five grounded insights labelled FACT / ESTIMATE / RISK, and prioritised recommended actions. Every statement is grounded in your own records; a deterministic fallback keeps the briefing available even if the AI service is momentarily unreachable. Click 'Regenerate' to refresh after making changes.</w:t>
       </w:r>
     </w:p>
     <w:p>
@@ -423,12 +312,17 @@
         <w:rPr>
           <w:color w:val="0F1E3D"/>
         </w:rPr>
-        <w:t>6. Cyber Crisis Commander</w:t>
+        <w:t>6. Products &amp; Classification</w:t>
       </w:r>
     </w:p>
     <w:p>
       <w:r>
-        <w:t>The dedicated seven-tab workspace: Mission Control, Agent Inventory, Authority &amp; Tools (with the Tool Toxicity Map), Guardrails &amp; Red Team, Shadow AI, Incidents and Defensibility. Mission Control summarises the estate; every tile is clickable and drills into the relevant tab or agent.</w:t>
+        <w:t>Register each product with digital elements: name, version, manufacturer legal name, description, core functionality and any known Annex III / IV category codes. Obserra then runs a deterministic, explainable classification: explicit Annex categories take priority, and where none are selected a transparent heuristic proposes Default, Class I, Class II or Critical with the matching conformity pathway (self-assessment, third-party assessment, or critical-product route).</w:t>
+      </w:r>
+    </w:p>
+    <w:p>
+      <w:r>
+        <w:t>Classification is always PROPOSED until an authorised user records a formal approval with a written rationale. Approving locks the classification into the compliance record and writes the decision, actor and legal basis to the Internal Regulatory Ledger. Products can be re-classified whenever functionality or categories change.</w:t>
       </w:r>
     </w:p>
     <w:p>
@@ -439,12 +333,17 @@
         <w:rPr>
           <w:color w:val="0F1E3D"/>
         </w:rPr>
-        <w:t>7. Tool Toxicity Map</w:t>
+        <w:t>7. Article 14 Vulnerability &amp; Incident Reporting</w:t>
       </w:r>
     </w:p>
     <w:p>
       <w:r>
-        <w:t>A visual Agent -&gt; Tool -&gt; Permission -&gt; Resource graph that flags toxic capability combinations — for example an action-capable tool such as shell.exec paired with write permissions and no human-in-the-loop guardrail, or a data-exfiltration-capable tool with access to sensitive resources. The heatmap makes the most dangerous agents glanceable so reviewers can neutralise them first.</w:t>
+        <w:t>The reporting workspace tracks the statutory clocks for actively exploited vulnerabilities and severe incidents: the 24-hour early warning, the 72-hour notification and the final report. Deadlines are computed from the moment of awareness, and overdue stages are flagged in red across Mission Control and the AI Analyst.</w:t>
+      </w:r>
+    </w:p>
+    <w:p>
+      <w:r>
+        <w:t>Article 14 reporting obligations apply from 11 September 2026. Obserra prepares and tracks the submission package and records each stage against the single reporting platform; it does not claim a regulatory submission has been made until an official submission or receipt reference is recorded, keeping the timeline honest and audit-defensible.</w:t>
       </w:r>
     </w:p>
     <w:p>
@@ -455,12 +354,17 @@
         <w:rPr>
           <w:color w:val="0F1E3D"/>
         </w:rPr>
-        <w:t>8. Defensibility &amp; Evidence</w:t>
+        <w:t>8. EU Declaration of Conformity &amp; CE Marking</w:t>
       </w:r>
     </w:p>
     <w:p>
       <w:r>
-        <w:t>The evidence layer: live data-source status, an explicit separation of FACT vs MODELLED vs HEURISTIC BASELINE vs AI RECOMMENDATION, the runtime-enforcement boundary statement and connector health. This is what makes the whole plane audit-defensible.</w:t>
+        <w:t>The Declaration &amp; CE workspace evaluates market readiness against live records: an approved classification, a complete readiness assessment, a generated SBOM, any required notified-body sign-off and an approved EU Declaration of Conformity. Each open gate is shown as an explicit blocker or warning.</w:t>
+      </w:r>
+    </w:p>
+    <w:p>
+      <w:r>
+        <w:t>A completed assessment does NOT equal a Declaration approved, CE ready, or product placed on the market. Approving the EU Declaration of Conformity requires an authorised signatory name and title; the approval, signatory and declaration reference are written to the Internal Regulatory Ledger before a product is reported as CE ready. General CRA application begins 11 December 2027.</w:t>
       </w:r>
     </w:p>
     <w:p>
@@ -471,12 +375,17 @@
         <w:rPr>
           <w:color w:val="0F1E3D"/>
         </w:rPr>
-        <w:t>9. Obserrian Advisor</w:t>
+        <w:t>9. Internal Regulatory Ledger &amp; Auditor Verification</w:t>
       </w:r>
     </w:p>
     <w:p>
       <w:r>
-        <w:t>The floating Obserrian Advisor (bottom-right, and via the top-bar ask box) answers AI security questions grounded on your LIVE agent telemetry — delegated tools, permissions, guardrail coverage, tool-governance violations and the red-team baseline. It can execute recommended actions and, for admins, reports its own usage and spend.</w:t>
+        <w:t>Every regulatory action — product registration, classification proposal and approval, assessment, SBOM generation, reporting submission and declaration approval — is appended to a private, hash-chained Internal Regulatory Ledger. Each record carries the prior-record hash and its own hash, so any tampering is detectable.</w:t>
+      </w:r>
+    </w:p>
+    <w:p>
+      <w:r>
+        <w:t>For independent assurance, an admin issues a read-only Auditor Verification link for a product from the Regulatory Ledger tab. The auditor or notified body opens the link and sees the product's classification, conformity route, CE status, the tamper-evident compliance timeline and a live re-computation of hash-chain integrity — without ever exposing the private ledger payloads. Links are time-limited and tenant-scoped.</w:t>
       </w:r>
     </w:p>
     <w:p>
@@ -487,12 +396,12 @@
         <w:rPr>
           <w:color w:val="0F1E3D"/>
         </w:rPr>
-        <w:t>10. Support</w:t>
+        <w:t>10. Support &amp; Legal Boundary</w:t>
       </w:r>
     </w:p>
     <w:p>
       <w:r>
-        <w:t>For assistance contact your Obserra administrator. Risk scores and AI evaluations are decision-support estimates and do not constitute legal, financial, regulatory or security guarantees.</w:t>
+        <w:t>For assistance contact your Obserra administrator. Classifications are automatically PROPOSED and require authorised approval; readiness scores and AI Analyst briefings are decision-support outputs and do not constitute legal advice or a guarantee of CRA conformity. Placing a product on the EU market remains the manufacturer's responsibility.</w:t>
       </w:r>
     </w:p>
     <w:sectPr>

--- a/backend/assets/docs/Obserra-EU-CRA-Governance-Executive-Guide.docx
+++ b/backend/assets/docs/Obserra-EU-CRA-Governance-Executive-Guide.docx
@@ -301,7 +301,55 @@
     </w:p>
     <w:p>
       <w:r>
-        <w:t>The CRA AI Analyst sits at the top of Mission Control. It reads the LIVE CRA posture — product counts, classification split, named CE-marking blockers and overdue Article 14 reporting stages — and returns a concise executive briefing: a headline, three-to-five grounded insights labelled FACT / ESTIMATE / RISK, and prioritised recommended actions. Every statement is grounded in your own records; a deterministic fallback keeps the briefing available even if the AI service is momentarily unreachable. Click 'Regenerate' to refresh after making changes.</w:t>
+        <w:t>The CRA AI Analyst sits at the top of Mission Control. It reads the LIVE CRA posture — product counts, classification split, named CE-marking blockers and overdue Article 14 reporting stages — and returns a concise executive briefing: a headline that opens with the countdown to the nearest statutory CRA deadline, three-to-five grounded insights labelled FACT / ESTIMATE / RISK, and prioritised recommended actions. Every statement is grounded in your own records; a deterministic fallback keeps the briefing available even if the AI service is momentarily unreachable. Click 'Regenerate' to refresh after making changes, and opt in to the weekly CRA AI Analyst email so leadership sees CE-readiness drift without logging in.</w:t>
+      </w:r>
+    </w:p>
+    <w:p>
+      <w:r>
+        <w:drawing>
+          <wp:inline xmlns:a="http://schemas.openxmlformats.org/drawingml/2006/main" xmlns:pic="http://schemas.openxmlformats.org/drawingml/2006/picture">
+            <wp:extent cx="5669280" cy="3543300"/>
+            <wp:docPr id="3" name="Picture 3"/>
+            <wp:cNvGraphicFramePr>
+              <a:graphicFrameLocks noChangeAspect="1"/>
+            </wp:cNvGraphicFramePr>
+            <a:graphic>
+              <a:graphicData uri="http://schemas.openxmlformats.org/drawingml/2006/picture">
+                <pic:pic>
+                  <pic:nvPicPr>
+                    <pic:cNvPr id="0" name="cra_mission.jpg"/>
+                    <pic:cNvPicPr/>
+                  </pic:nvPicPr>
+                  <pic:blipFill>
+                    <a:blip r:embed="rId11"/>
+                    <a:stretch>
+                      <a:fillRect/>
+                    </a:stretch>
+                  </pic:blipFill>
+                  <pic:spPr>
+                    <a:xfrm>
+                      <a:off x="0" y="0"/>
+                      <a:ext cx="5669280" cy="3543300"/>
+                    </a:xfrm>
+                    <a:prstGeom prst="rect"/>
+                  </pic:spPr>
+                </pic:pic>
+              </a:graphicData>
+            </a:graphic>
+          </wp:inline>
+        </w:drawing>
+      </w:r>
+    </w:p>
+    <w:p>
+      <w:pPr>
+        <w:jc w:val="center"/>
+      </w:pPr>
+      <w:r>
+        <w:rPr>
+          <w:color w:val="808080"/>
+          <w:sz w:val="16"/>
+        </w:rPr>
+        <w:t>Figure: Mission Control &amp; the CRA AI Analyst</w:t>
       </w:r>
     </w:p>
     <w:p>
@@ -326,6 +374,54 @@
       </w:r>
     </w:p>
     <w:p>
+      <w:r>
+        <w:drawing>
+          <wp:inline xmlns:a="http://schemas.openxmlformats.org/drawingml/2006/main" xmlns:pic="http://schemas.openxmlformats.org/drawingml/2006/picture">
+            <wp:extent cx="5669280" cy="3543300"/>
+            <wp:docPr id="4" name="Picture 4"/>
+            <wp:cNvGraphicFramePr>
+              <a:graphicFrameLocks noChangeAspect="1"/>
+            </wp:cNvGraphicFramePr>
+            <a:graphic>
+              <a:graphicData uri="http://schemas.openxmlformats.org/drawingml/2006/picture">
+                <pic:pic>
+                  <pic:nvPicPr>
+                    <pic:cNvPr id="0" name="cra_products.jpg"/>
+                    <pic:cNvPicPr/>
+                  </pic:nvPicPr>
+                  <pic:blipFill>
+                    <a:blip r:embed="rId12"/>
+                    <a:stretch>
+                      <a:fillRect/>
+                    </a:stretch>
+                  </pic:blipFill>
+                  <pic:spPr>
+                    <a:xfrm>
+                      <a:off x="0" y="0"/>
+                      <a:ext cx="5669280" cy="3543300"/>
+                    </a:xfrm>
+                    <a:prstGeom prst="rect"/>
+                  </pic:spPr>
+                </pic:pic>
+              </a:graphicData>
+            </a:graphic>
+          </wp:inline>
+        </w:drawing>
+      </w:r>
+    </w:p>
+    <w:p>
+      <w:pPr>
+        <w:jc w:val="center"/>
+      </w:pPr>
+      <w:r>
+        <w:rPr>
+          <w:color w:val="808080"/>
+          <w:sz w:val="16"/>
+        </w:rPr>
+        <w:t>Figure: Products &amp; Classification</w:t>
+      </w:r>
+    </w:p>
+    <w:p>
       <w:pPr>
         <w:pStyle w:val="Heading1"/>
       </w:pPr>
@@ -344,6 +440,54 @@
     <w:p>
       <w:r>
         <w:t>Article 14 reporting obligations apply from 11 September 2026. Obserra prepares and tracks the submission package and records each stage against the single reporting platform; it does not claim a regulatory submission has been made until an official submission or receipt reference is recorded, keeping the timeline honest and audit-defensible.</w:t>
+      </w:r>
+    </w:p>
+    <w:p>
+      <w:r>
+        <w:drawing>
+          <wp:inline xmlns:a="http://schemas.openxmlformats.org/drawingml/2006/main" xmlns:pic="http://schemas.openxmlformats.org/drawingml/2006/picture">
+            <wp:extent cx="5669280" cy="3543300"/>
+            <wp:docPr id="5" name="Picture 5"/>
+            <wp:cNvGraphicFramePr>
+              <a:graphicFrameLocks noChangeAspect="1"/>
+            </wp:cNvGraphicFramePr>
+            <a:graphic>
+              <a:graphicData uri="http://schemas.openxmlformats.org/drawingml/2006/picture">
+                <pic:pic>
+                  <pic:nvPicPr>
+                    <pic:cNvPr id="0" name="cra_vuln.jpg"/>
+                    <pic:cNvPicPr/>
+                  </pic:nvPicPr>
+                  <pic:blipFill>
+                    <a:blip r:embed="rId13"/>
+                    <a:stretch>
+                      <a:fillRect/>
+                    </a:stretch>
+                  </pic:blipFill>
+                  <pic:spPr>
+                    <a:xfrm>
+                      <a:off x="0" y="0"/>
+                      <a:ext cx="5669280" cy="3543300"/>
+                    </a:xfrm>
+                    <a:prstGeom prst="rect"/>
+                  </pic:spPr>
+                </pic:pic>
+              </a:graphicData>
+            </a:graphic>
+          </wp:inline>
+        </w:drawing>
+      </w:r>
+    </w:p>
+    <w:p>
+      <w:pPr>
+        <w:jc w:val="center"/>
+      </w:pPr>
+      <w:r>
+        <w:rPr>
+          <w:color w:val="808080"/>
+          <w:sz w:val="16"/>
+        </w:rPr>
+        <w:t>Figure: Article 14 Vulnerability &amp; Incident Reporting</w:t>
       </w:r>
     </w:p>
     <w:p>
@@ -368,6 +512,54 @@
       </w:r>
     </w:p>
     <w:p>
+      <w:r>
+        <w:drawing>
+          <wp:inline xmlns:a="http://schemas.openxmlformats.org/drawingml/2006/main" xmlns:pic="http://schemas.openxmlformats.org/drawingml/2006/picture">
+            <wp:extent cx="5669280" cy="3543300"/>
+            <wp:docPr id="6" name="Picture 6"/>
+            <wp:cNvGraphicFramePr>
+              <a:graphicFrameLocks noChangeAspect="1"/>
+            </wp:cNvGraphicFramePr>
+            <a:graphic>
+              <a:graphicData uri="http://schemas.openxmlformats.org/drawingml/2006/picture">
+                <pic:pic>
+                  <pic:nvPicPr>
+                    <pic:cNvPr id="0" name="cra_declaration.jpg"/>
+                    <pic:cNvPicPr/>
+                  </pic:nvPicPr>
+                  <pic:blipFill>
+                    <a:blip r:embed="rId14"/>
+                    <a:stretch>
+                      <a:fillRect/>
+                    </a:stretch>
+                  </pic:blipFill>
+                  <pic:spPr>
+                    <a:xfrm>
+                      <a:off x="0" y="0"/>
+                      <a:ext cx="5669280" cy="3543300"/>
+                    </a:xfrm>
+                    <a:prstGeom prst="rect"/>
+                  </pic:spPr>
+                </pic:pic>
+              </a:graphicData>
+            </a:graphic>
+          </wp:inline>
+        </w:drawing>
+      </w:r>
+    </w:p>
+    <w:p>
+      <w:pPr>
+        <w:jc w:val="center"/>
+      </w:pPr>
+      <w:r>
+        <w:rPr>
+          <w:color w:val="808080"/>
+          <w:sz w:val="16"/>
+        </w:rPr>
+        <w:t>Figure: EU Declaration of Conformity &amp; CE Marking</w:t>
+      </w:r>
+    </w:p>
+    <w:p>
       <w:pPr>
         <w:pStyle w:val="Heading1"/>
       </w:pPr>
@@ -385,7 +577,55 @@
     </w:p>
     <w:p>
       <w:r>
-        <w:t>For independent assurance, an admin issues a read-only Auditor Verification link for a product from the Regulatory Ledger tab. The auditor or notified body opens the link and sees the product's classification, conformity route, CE status, the tamper-evident compliance timeline and a live re-computation of hash-chain integrity — without ever exposing the private ledger payloads. Links are time-limited and tenant-scoped.</w:t>
+        <w:t>For independent assurance, an admin issues a read-only Auditor Verification link for a product from the Regulatory Ledger tab and shares it with one tap. The auditor or notified body opens the link and sees the product's classification, conformity route, CE status, the tamper-evident compliance timeline and a live re-computation of hash-chain integrity — without ever exposing the private ledger payloads. Links are time-limited and tenant-scoped.</w:t>
+      </w:r>
+    </w:p>
+    <w:p>
+      <w:r>
+        <w:drawing>
+          <wp:inline xmlns:a="http://schemas.openxmlformats.org/drawingml/2006/main" xmlns:pic="http://schemas.openxmlformats.org/drawingml/2006/picture">
+            <wp:extent cx="5669280" cy="3543300"/>
+            <wp:docPr id="7" name="Picture 7"/>
+            <wp:cNvGraphicFramePr>
+              <a:graphicFrameLocks noChangeAspect="1"/>
+            </wp:cNvGraphicFramePr>
+            <a:graphic>
+              <a:graphicData uri="http://schemas.openxmlformats.org/drawingml/2006/picture">
+                <pic:pic>
+                  <pic:nvPicPr>
+                    <pic:cNvPr id="0" name="cra_ledger.jpg"/>
+                    <pic:cNvPicPr/>
+                  </pic:nvPicPr>
+                  <pic:blipFill>
+                    <a:blip r:embed="rId15"/>
+                    <a:stretch>
+                      <a:fillRect/>
+                    </a:stretch>
+                  </pic:blipFill>
+                  <pic:spPr>
+                    <a:xfrm>
+                      <a:off x="0" y="0"/>
+                      <a:ext cx="5669280" cy="3543300"/>
+                    </a:xfrm>
+                    <a:prstGeom prst="rect"/>
+                  </pic:spPr>
+                </pic:pic>
+              </a:graphicData>
+            </a:graphic>
+          </wp:inline>
+        </w:drawing>
+      </w:r>
+    </w:p>
+    <w:p>
+      <w:pPr>
+        <w:jc w:val="center"/>
+      </w:pPr>
+      <w:r>
+        <w:rPr>
+          <w:color w:val="808080"/>
+          <w:sz w:val="16"/>
+        </w:rPr>
+        <w:t>Figure: Internal Regulatory Ledger &amp; Auditor Verification</w:t>
       </w:r>
     </w:p>
     <w:p>
